--- a/Coding 1 - year/Unit 1 - Intro to Programming/Daily Lesson Plans/Word/Day 11.docx
+++ b/Coding 1 - year/Unit 1 - Intro to Programming/Daily Lesson Plans/Word/Day 11.docx
@@ -50,12 +50,15 @@
               </w:rPr>
               <w:t xml:space="preserve">Coding I — Full Year</w:t>
             </w:r>
-          </w:p>
-          <w:p>
-            <w:pPr>
-              <w:spacing w:before="40"/>
-              <w:jc w:val="center"/>
-            </w:pPr>
+            <w:r>
+              <w:rPr>
+                <w:rFonts w:ascii="Arial" w:cs="Arial" w:eastAsia="Arial" w:hAnsi="Arial"/>
+                <w:sz w:val="16"/>
+                <w:szCs w:val="16"/>
+              </w:rPr>
+              <w:br/>
+              <w:t xml:space="preserve"/>
+            </w:r>
             <w:r>
               <w:rPr>
                 <w:rFonts w:ascii="Arial" w:cs="Arial" w:eastAsia="Arial" w:hAnsi="Arial"/>
@@ -83,7 +86,7 @@
           <w:rFonts w:ascii="Arial" w:cs="Arial" w:eastAsia="Arial" w:hAnsi="Arial"/>
           <w:b/>
           <w:bCs/>
-          <w:color w:val="1F3864"/>
+          <w:color w:val="2B5797"/>
           <w:sz w:val="32"/>
           <w:szCs w:val="32"/>
         </w:rPr>
@@ -261,9 +264,9 @@
               <w:right w:val="single" w:color="CCCCCC" w:sz="1"/>
             </w:tcBorders>
             <w:tcMar>
-              <w:top w:type="dxa" w:w="60"/>
+              <w:top w:type="dxa" w:w="80"/>
               <w:left w:type="dxa" w:w="120"/>
-              <w:bottom w:type="dxa" w:w="60"/>
+              <w:bottom w:type="dxa" w:w="80"/>
               <w:right w:type="dxa" w:w="120"/>
             </w:tcMar>
           </w:tcPr>
@@ -290,20 +293,213 @@
               <w:right w:val="single" w:color="CCCCCC" w:sz="1"/>
             </w:tcBorders>
             <w:tcMar>
-              <w:top w:type="dxa" w:w="60"/>
+              <w:top w:type="dxa" w:w="80"/>
               <w:left w:type="dxa" w:w="120"/>
-              <w:bottom w:type="dxa" w:w="60"/>
+              <w:bottom w:type="dxa" w:w="80"/>
               <w:right w:type="dxa" w:w="120"/>
             </w:tcMar>
           </w:tcPr>
           <w:p>
-            <w:r>
-              <w:rPr>
-                <w:rFonts w:ascii="Arial" w:cs="Arial" w:eastAsia="Arial" w:hAnsi="Arial"/>
-                <w:sz w:val="20"/>
-                <w:szCs w:val="20"/>
+            <w:pPr>
+              <w:spacing w:after="80" w:before="80"/>
+            </w:pPr>
+            <w:r>
+              <w:rPr>
+                <w:rFonts w:ascii="Arial" w:cs="Arial" w:eastAsia="Arial" w:hAnsi="Arial"/>
+                <w:b/>
+                <w:bCs/>
+                <w:i w:val="false"/>
+                <w:iCs w:val="false"/>
+                <w:color w:val="000000"/>
+                <w:sz w:val="22"/>
+                <w:szCs w:val="22"/>
               </w:rPr>
               <w:t xml:space="preserve">Bell Ringer / Review</w:t>
+            </w:r>
+            <w:r>
+              <w:rPr>
+                <w:rFonts w:ascii="Arial" w:cs="Arial" w:eastAsia="Arial" w:hAnsi="Arial"/>
+                <w:sz w:val="20"/>
+                <w:szCs w:val="20"/>
+              </w:rPr>
+              <w:br/>
+              <w:t xml:space="preserve"/>
+            </w:r>
+            <w:r>
+              <w:rPr>
+                <w:rFonts w:ascii="Arial" w:cs="Arial" w:eastAsia="Arial" w:hAnsi="Arial"/>
+                <w:sz w:val="20"/>
+                <w:szCs w:val="20"/>
+              </w:rPr>
+              <w:br/>
+              <w:t xml:space="preserve"/>
+            </w:r>
+            <w:r>
+              <w:rPr>
+                <w:rFonts w:ascii="Arial" w:cs="Arial" w:eastAsia="Arial" w:hAnsi="Arial"/>
+                <w:b/>
+                <w:bCs/>
+                <w:i w:val="false"/>
+                <w:iCs w:val="false"/>
+                <w:color w:val="000000"/>
+                <w:sz w:val="20"/>
+                <w:szCs w:val="20"/>
+              </w:rPr>
+              <w:t xml:space="preserve">Quick Write </w:t>
+            </w:r>
+            <w:r>
+              <w:rPr>
+                <w:rFonts w:ascii="Arial" w:cs="Arial" w:eastAsia="Arial" w:hAnsi="Arial"/>
+                <w:b w:val="false"/>
+                <w:bCs w:val="false"/>
+                <w:i w:val="false"/>
+                <w:iCs w:val="false"/>
+                <w:color w:val="000000"/>
+                <w:sz w:val="20"/>
+                <w:szCs w:val="20"/>
+              </w:rPr>
+              <w:t xml:space="preserve">(3 min — written or verbal):</w:t>
+            </w:r>
+            <w:r>
+              <w:rPr>
+                <w:rFonts w:ascii="Arial" w:cs="Arial" w:eastAsia="Arial" w:hAnsi="Arial"/>
+                <w:sz w:val="20"/>
+                <w:szCs w:val="20"/>
+              </w:rPr>
+              <w:br/>
+              <w:t xml:space="preserve"/>
+            </w:r>
+            <w:r>
+              <w:rPr>
+                <w:rFonts w:ascii="Arial" w:cs="Arial" w:eastAsia="Arial" w:hAnsi="Arial"/>
+                <w:b w:val="false"/>
+                <w:bCs w:val="false"/>
+                <w:i w:val="false"/>
+                <w:iCs w:val="false"/>
+                <w:color w:val="000000"/>
+                <w:sz w:val="20"/>
+                <w:szCs w:val="20"/>
+              </w:rPr>
+              <w:t xml:space="preserve">    What do you already know about how to use arithmetic operators to solve mathematical problems?</w:t>
+            </w:r>
+            <w:r>
+              <w:rPr>
+                <w:rFonts w:ascii="Arial" w:cs="Arial" w:eastAsia="Arial" w:hAnsi="Arial"/>
+                <w:sz w:val="20"/>
+                <w:szCs w:val="20"/>
+              </w:rPr>
+              <w:br/>
+              <w:t xml:space="preserve"/>
+            </w:r>
+            <w:r>
+              <w:rPr>
+                <w:rFonts w:ascii="Arial" w:cs="Arial" w:eastAsia="Arial" w:hAnsi="Arial"/>
+                <w:sz w:val="20"/>
+                <w:szCs w:val="20"/>
+              </w:rPr>
+              <w:br/>
+              <w:t xml:space="preserve"/>
+            </w:r>
+            <w:r>
+              <w:rPr>
+                <w:rFonts w:ascii="Arial" w:cs="Arial" w:eastAsia="Arial" w:hAnsi="Arial"/>
+                <w:b/>
+                <w:bCs/>
+                <w:i w:val="false"/>
+                <w:iCs w:val="false"/>
+                <w:color w:val="000000"/>
+                <w:sz w:val="20"/>
+                <w:szCs w:val="20"/>
+              </w:rPr>
+              <w:t xml:space="preserve">Vocabulary Preview — </w:t>
+            </w:r>
+            <w:r>
+              <w:rPr>
+                <w:rFonts w:ascii="Arial" w:cs="Arial" w:eastAsia="Arial" w:hAnsi="Arial"/>
+                <w:b w:val="false"/>
+                <w:bCs w:val="false"/>
+                <w:i w:val="false"/>
+                <w:iCs w:val="false"/>
+                <w:color w:val="000000"/>
+                <w:sz w:val="20"/>
+                <w:szCs w:val="20"/>
+              </w:rPr>
+              <w:t xml:space="preserve">terms we'll use today:</w:t>
+            </w:r>
+            <w:r>
+              <w:rPr>
+                <w:rFonts w:ascii="Arial" w:cs="Arial" w:eastAsia="Arial" w:hAnsi="Arial"/>
+                <w:sz w:val="20"/>
+                <w:szCs w:val="20"/>
+              </w:rPr>
+              <w:br/>
+              <w:t xml:space="preserve"/>
+            </w:r>
+            <w:r>
+              <w:rPr>
+                <w:rFonts w:ascii="Arial" w:cs="Arial" w:eastAsia="Arial" w:hAnsi="Arial"/>
+                <w:b w:val="false"/>
+                <w:bCs w:val="false"/>
+                <w:i w:val="false"/>
+                <w:iCs w:val="false"/>
+                <w:color w:val="000000"/>
+                <w:sz w:val="20"/>
+                <w:szCs w:val="20"/>
+              </w:rPr>
+              <w:t xml:space="preserve">    • Addition   •   Subtraction   •   Multiplication   •   Division   •   Floor Division   •   Modulus (Remainder)</w:t>
+            </w:r>
+            <w:r>
+              <w:rPr>
+                <w:rFonts w:ascii="Arial" w:cs="Arial" w:eastAsia="Arial" w:hAnsi="Arial"/>
+                <w:sz w:val="20"/>
+                <w:szCs w:val="20"/>
+              </w:rPr>
+              <w:br/>
+              <w:t xml:space="preserve"/>
+            </w:r>
+            <w:r>
+              <w:rPr>
+                <w:rFonts w:ascii="Arial" w:cs="Arial" w:eastAsia="Arial" w:hAnsi="Arial"/>
+                <w:sz w:val="20"/>
+                <w:szCs w:val="20"/>
+              </w:rPr>
+              <w:br/>
+              <w:t xml:space="preserve"/>
+            </w:r>
+            <w:r>
+              <w:rPr>
+                <w:rFonts w:ascii="Arial" w:cs="Arial" w:eastAsia="Arial" w:hAnsi="Arial"/>
+                <w:b w:val="false"/>
+                <w:bCs w:val="false"/>
+                <w:i/>
+                <w:iCs/>
+                <w:color w:val="444444"/>
+                <w:sz w:val="20"/>
+                <w:szCs w:val="20"/>
+              </w:rPr>
+              <w:t xml:space="preserve">Today's Goal: By the end of class you will be able to use arithmetic operators to solve mathematical problems.</w:t>
+            </w:r>
+            <w:r>
+              <w:rPr>
+                <w:rFonts w:ascii="Arial" w:cs="Arial" w:eastAsia="Arial" w:hAnsi="Arial"/>
+                <w:sz w:val="20"/>
+                <w:szCs w:val="20"/>
+              </w:rPr>
+              <w:br/>
+              <w:t xml:space="preserve"/>
+            </w:r>
+            <w:r>
+              <w:rPr>
+                <w:rFonts w:ascii="Arial" w:cs="Arial" w:eastAsia="Arial" w:hAnsi="Arial"/>
+                <w:b w:val="false"/>
+                <w:bCs w:val="false"/>
+                <w:i/>
+                <w:iCs/>
+                <w:color w:val="555555"/>
+                <w:sz w:val="20"/>
+                <w:szCs w:val="20"/>
+              </w:rPr>
+              <w:t xml:space="preserve">→ Pair-share your response, then 2–3 students share with the class.</w:t>
             </w:r>
           </w:p>
         </w:tc>
@@ -319,9 +515,9 @@
               <w:right w:val="single" w:color="CCCCCC" w:sz="1"/>
             </w:tcBorders>
             <w:tcMar>
-              <w:top w:type="dxa" w:w="60"/>
+              <w:top w:type="dxa" w:w="80"/>
               <w:left w:type="dxa" w:w="120"/>
-              <w:bottom w:type="dxa" w:w="60"/>
+              <w:bottom w:type="dxa" w:w="80"/>
               <w:right w:type="dxa" w:w="120"/>
             </w:tcMar>
           </w:tcPr>
@@ -348,20 +544,446 @@
               <w:right w:val="single" w:color="CCCCCC" w:sz="1"/>
             </w:tcBorders>
             <w:tcMar>
-              <w:top w:type="dxa" w:w="60"/>
+              <w:top w:type="dxa" w:w="80"/>
               <w:left w:type="dxa" w:w="120"/>
-              <w:bottom w:type="dxa" w:w="60"/>
+              <w:bottom w:type="dxa" w:w="80"/>
               <w:right w:type="dxa" w:w="120"/>
             </w:tcMar>
           </w:tcPr>
           <w:p>
-            <w:r>
-              <w:rPr>
-                <w:rFonts w:ascii="Arial" w:cs="Arial" w:eastAsia="Arial" w:hAnsi="Arial"/>
-                <w:sz w:val="20"/>
-                <w:szCs w:val="20"/>
-              </w:rPr>
-              <w:t xml:space="preserve">Mini Lesson: Arithmetic Operators &amp; Their Uses</w:t>
+            <w:pPr>
+              <w:spacing w:after="80" w:before="80"/>
+            </w:pPr>
+            <w:r>
+              <w:rPr>
+                <w:rFonts w:ascii="Arial" w:cs="Arial" w:eastAsia="Arial" w:hAnsi="Arial"/>
+                <w:b/>
+                <w:bCs/>
+                <w:i w:val="false"/>
+                <w:iCs w:val="false"/>
+                <w:color w:val="000000"/>
+                <w:sz w:val="22"/>
+                <w:szCs w:val="22"/>
+              </w:rPr>
+              <w:t xml:space="preserve">Mini Lesson: </w:t>
+            </w:r>
+            <w:r>
+              <w:rPr>
+                <w:rFonts w:ascii="Arial" w:cs="Arial" w:eastAsia="Arial" w:hAnsi="Arial"/>
+                <w:b w:val="false"/>
+                <w:bCs w:val="false"/>
+                <w:i w:val="false"/>
+                <w:iCs w:val="false"/>
+                <w:color w:val="000000"/>
+                <w:sz w:val="22"/>
+                <w:szCs w:val="22"/>
+              </w:rPr>
+              <w:t xml:space="preserve">Arithmetic Operators &amp; Their Uses</w:t>
+            </w:r>
+            <w:r>
+              <w:rPr>
+                <w:rFonts w:ascii="Arial" w:cs="Arial" w:eastAsia="Arial" w:hAnsi="Arial"/>
+                <w:sz w:val="20"/>
+                <w:szCs w:val="20"/>
+              </w:rPr>
+              <w:br/>
+              <w:t xml:space="preserve"/>
+            </w:r>
+            <w:r>
+              <w:rPr>
+                <w:rFonts w:ascii="Arial" w:cs="Arial" w:eastAsia="Arial" w:hAnsi="Arial"/>
+                <w:sz w:val="20"/>
+                <w:szCs w:val="20"/>
+              </w:rPr>
+              <w:br/>
+              <w:t xml:space="preserve"/>
+            </w:r>
+            <w:r>
+              <w:rPr>
+                <w:rFonts w:ascii="Arial" w:cs="Arial" w:eastAsia="Arial" w:hAnsi="Arial"/>
+                <w:b/>
+                <w:bCs/>
+                <w:i/>
+                <w:iCs/>
+                <w:color w:val="000000"/>
+                <w:sz w:val="20"/>
+                <w:szCs w:val="20"/>
+              </w:rPr>
+              <w:t xml:space="preserve">Learning Target: </w:t>
+            </w:r>
+            <w:r>
+              <w:rPr>
+                <w:rFonts w:ascii="Arial" w:cs="Arial" w:eastAsia="Arial" w:hAnsi="Arial"/>
+                <w:b w:val="false"/>
+                <w:bCs w:val="false"/>
+                <w:i/>
+                <w:iCs/>
+                <w:color w:val="333333"/>
+                <w:sz w:val="20"/>
+                <w:szCs w:val="20"/>
+              </w:rPr>
+              <w:t xml:space="preserve">I can use arithmetic operators to solve mathematical problems.</w:t>
+            </w:r>
+            <w:r>
+              <w:rPr>
+                <w:rFonts w:ascii="Arial" w:cs="Arial" w:eastAsia="Arial" w:hAnsi="Arial"/>
+                <w:sz w:val="20"/>
+                <w:szCs w:val="20"/>
+              </w:rPr>
+              <w:br/>
+              <w:t xml:space="preserve"/>
+            </w:r>
+            <w:r>
+              <w:rPr>
+                <w:rFonts w:ascii="Arial" w:cs="Arial" w:eastAsia="Arial" w:hAnsi="Arial"/>
+                <w:sz w:val="20"/>
+                <w:szCs w:val="20"/>
+              </w:rPr>
+              <w:br/>
+              <w:t xml:space="preserve"/>
+            </w:r>
+            <w:r>
+              <w:rPr>
+                <w:rFonts w:ascii="Arial" w:cs="Arial" w:eastAsia="Arial" w:hAnsi="Arial"/>
+                <w:b w:val="false"/>
+                <w:bCs w:val="false"/>
+                <w:i w:val="false"/>
+                <w:iCs w:val="false"/>
+                <w:color w:val="000000"/>
+                <w:sz w:val="20"/>
+                <w:szCs w:val="20"/>
+              </w:rPr>
+              <w:t xml:space="preserve">Python has seven main arithmetic operators:</w:t>
+            </w:r>
+            <w:r>
+              <w:rPr>
+                <w:rFonts w:ascii="Arial" w:cs="Arial" w:eastAsia="Arial" w:hAnsi="Arial"/>
+                <w:sz w:val="20"/>
+                <w:szCs w:val="20"/>
+              </w:rPr>
+              <w:br/>
+              <w:t xml:space="preserve"/>
+            </w:r>
+            <w:r>
+              <w:rPr>
+                <w:rFonts w:ascii="Arial" w:cs="Arial" w:eastAsia="Arial" w:hAnsi="Arial"/>
+                <w:sz w:val="20"/>
+                <w:szCs w:val="20"/>
+              </w:rPr>
+              <w:br/>
+              <w:t xml:space="preserve"/>
+            </w:r>
+            <w:r>
+              <w:rPr>
+                <w:rFonts w:ascii="Arial" w:cs="Arial" w:eastAsia="Arial" w:hAnsi="Arial"/>
+                <w:b/>
+                <w:bCs/>
+                <w:i w:val="false"/>
+                <w:iCs w:val="false"/>
+                <w:color w:val="000000"/>
+                <w:sz w:val="20"/>
+                <w:szCs w:val="20"/>
+              </w:rPr>
+              <w:t xml:space="preserve">Key Concepts:</w:t>
+            </w:r>
+            <w:r>
+              <w:rPr>
+                <w:rFonts w:ascii="Arial" w:cs="Arial" w:eastAsia="Arial" w:hAnsi="Arial"/>
+                <w:sz w:val="20"/>
+                <w:szCs w:val="20"/>
+              </w:rPr>
+              <w:br/>
+              <w:t xml:space="preserve"/>
+            </w:r>
+            <w:r>
+              <w:rPr>
+                <w:rFonts w:ascii="Arial" w:cs="Arial" w:eastAsia="Arial" w:hAnsi="Arial"/>
+                <w:b w:val="false"/>
+                <w:bCs w:val="false"/>
+                <w:i w:val="false"/>
+                <w:iCs w:val="false"/>
+                <w:color w:val="000000"/>
+                <w:sz w:val="20"/>
+                <w:szCs w:val="20"/>
+              </w:rPr>
+              <w:t xml:space="preserve">    • + Addition: combines two numbers</w:t>
+            </w:r>
+            <w:r>
+              <w:rPr>
+                <w:rFonts w:ascii="Arial" w:cs="Arial" w:eastAsia="Arial" w:hAnsi="Arial"/>
+                <w:sz w:val="20"/>
+                <w:szCs w:val="20"/>
+              </w:rPr>
+              <w:br/>
+              <w:t xml:space="preserve"/>
+            </w:r>
+            <w:r>
+              <w:rPr>
+                <w:rFonts w:ascii="Arial" w:cs="Arial" w:eastAsia="Arial" w:hAnsi="Arial"/>
+                <w:b w:val="false"/>
+                <w:bCs w:val="false"/>
+                <w:i w:val="false"/>
+                <w:iCs w:val="false"/>
+                <w:color w:val="000000"/>
+                <w:sz w:val="20"/>
+                <w:szCs w:val="20"/>
+              </w:rPr>
+              <w:t xml:space="preserve">    • - Subtraction: finds the difference</w:t>
+            </w:r>
+            <w:r>
+              <w:rPr>
+                <w:rFonts w:ascii="Arial" w:cs="Arial" w:eastAsia="Arial" w:hAnsi="Arial"/>
+                <w:sz w:val="20"/>
+                <w:szCs w:val="20"/>
+              </w:rPr>
+              <w:br/>
+              <w:t xml:space="preserve"/>
+            </w:r>
+            <w:r>
+              <w:rPr>
+                <w:rFonts w:ascii="Arial" w:cs="Arial" w:eastAsia="Arial" w:hAnsi="Arial"/>
+                <w:b w:val="false"/>
+                <w:bCs w:val="false"/>
+                <w:i w:val="false"/>
+                <w:iCs w:val="false"/>
+                <w:color w:val="000000"/>
+                <w:sz w:val="20"/>
+                <w:szCs w:val="20"/>
+              </w:rPr>
+              <w:t xml:space="preserve">    • * Multiplication: combines groups</w:t>
+            </w:r>
+            <w:r>
+              <w:rPr>
+                <w:rFonts w:ascii="Arial" w:cs="Arial" w:eastAsia="Arial" w:hAnsi="Arial"/>
+                <w:sz w:val="20"/>
+                <w:szCs w:val="20"/>
+              </w:rPr>
+              <w:br/>
+              <w:t xml:space="preserve"/>
+            </w:r>
+            <w:r>
+              <w:rPr>
+                <w:rFonts w:ascii="Arial" w:cs="Arial" w:eastAsia="Arial" w:hAnsi="Arial"/>
+                <w:b w:val="false"/>
+                <w:bCs w:val="false"/>
+                <w:i w:val="false"/>
+                <w:iCs w:val="false"/>
+                <w:color w:val="000000"/>
+                <w:sz w:val="20"/>
+                <w:szCs w:val="20"/>
+              </w:rPr>
+              <w:t xml:space="preserve">    • / Division: splits a quantity, always returns float even for whole numbers (10 / 2 = 5.0)</w:t>
+            </w:r>
+            <w:r>
+              <w:rPr>
+                <w:rFonts w:ascii="Arial" w:cs="Arial" w:eastAsia="Arial" w:hAnsi="Arial"/>
+                <w:sz w:val="20"/>
+                <w:szCs w:val="20"/>
+              </w:rPr>
+              <w:br/>
+              <w:t xml:space="preserve"/>
+            </w:r>
+            <w:r>
+              <w:rPr>
+                <w:rFonts w:ascii="Arial" w:cs="Arial" w:eastAsia="Arial" w:hAnsi="Arial"/>
+                <w:b w:val="false"/>
+                <w:bCs w:val="false"/>
+                <w:i w:val="false"/>
+                <w:iCs w:val="false"/>
+                <w:color w:val="000000"/>
+                <w:sz w:val="20"/>
+                <w:szCs w:val="20"/>
+              </w:rPr>
+              <w:t xml:space="preserve">    • // Floor Division: divides and rounds down to the nearest whole number (10 // 3 = 3)</w:t>
+            </w:r>
+            <w:r>
+              <w:rPr>
+                <w:rFonts w:ascii="Arial" w:cs="Arial" w:eastAsia="Arial" w:hAnsi="Arial"/>
+                <w:sz w:val="20"/>
+                <w:szCs w:val="20"/>
+              </w:rPr>
+              <w:br/>
+              <w:t xml:space="preserve"/>
+            </w:r>
+            <w:r>
+              <w:rPr>
+                <w:rFonts w:ascii="Arial" w:cs="Arial" w:eastAsia="Arial" w:hAnsi="Arial"/>
+                <w:b w:val="false"/>
+                <w:bCs w:val="false"/>
+                <w:i w:val="false"/>
+                <w:iCs w:val="false"/>
+                <w:color w:val="000000"/>
+                <w:sz w:val="20"/>
+                <w:szCs w:val="20"/>
+              </w:rPr>
+              <w:t xml:space="preserve">    • % Modulus (Remainder): returns what's left over after division (10 % 3 = 1)</w:t>
+            </w:r>
+            <w:r>
+              <w:rPr>
+                <w:rFonts w:ascii="Arial" w:cs="Arial" w:eastAsia="Arial" w:hAnsi="Arial"/>
+                <w:sz w:val="20"/>
+                <w:szCs w:val="20"/>
+              </w:rPr>
+              <w:br/>
+              <w:t xml:space="preserve"/>
+            </w:r>
+            <w:r>
+              <w:rPr>
+                <w:rFonts w:ascii="Arial" w:cs="Arial" w:eastAsia="Arial" w:hAnsi="Arial"/>
+                <w:b w:val="false"/>
+                <w:bCs w:val="false"/>
+                <w:i w:val="false"/>
+                <w:iCs w:val="false"/>
+                <w:color w:val="000000"/>
+                <w:sz w:val="20"/>
+                <w:szCs w:val="20"/>
+              </w:rPr>
+              <w:t xml:space="preserve">    • `` Exponentiation (Power): raises a number to a power (2  3 = 8)</w:t>
+            </w:r>
+            <w:r>
+              <w:rPr>
+                <w:rFonts w:ascii="Arial" w:cs="Arial" w:eastAsia="Arial" w:hAnsi="Arial"/>
+                <w:sz w:val="20"/>
+                <w:szCs w:val="20"/>
+              </w:rPr>
+              <w:br/>
+              <w:t xml:space="preserve"/>
+            </w:r>
+            <w:r>
+              <w:rPr>
+                <w:rFonts w:ascii="Arial" w:cs="Arial" w:eastAsia="Arial" w:hAnsi="Arial"/>
+                <w:b w:val="false"/>
+                <w:bCs w:val="false"/>
+                <w:i w:val="false"/>
+                <w:iCs w:val="false"/>
+                <w:color w:val="000000"/>
+                <w:sz w:val="20"/>
+                <w:szCs w:val="20"/>
+              </w:rPr>
+              <w:t xml:space="preserve">    • / always returns a float: 10 / 2 = 5.0 (not 5)</w:t>
+            </w:r>
+            <w:r>
+              <w:rPr>
+                <w:rFonts w:ascii="Arial" w:cs="Arial" w:eastAsia="Arial" w:hAnsi="Arial"/>
+                <w:sz w:val="20"/>
+                <w:szCs w:val="20"/>
+              </w:rPr>
+              <w:br/>
+              <w:t xml:space="preserve"/>
+            </w:r>
+            <w:r>
+              <w:rPr>
+                <w:rFonts w:ascii="Arial" w:cs="Arial" w:eastAsia="Arial" w:hAnsi="Arial"/>
+                <w:sz w:val="20"/>
+                <w:szCs w:val="20"/>
+              </w:rPr>
+              <w:br/>
+              <w:t xml:space="preserve"/>
+            </w:r>
+            <w:r>
+              <w:rPr>
+                <w:rFonts w:ascii="Arial" w:cs="Arial" w:eastAsia="Arial" w:hAnsi="Arial"/>
+                <w:b/>
+                <w:bCs/>
+                <w:i w:val="false"/>
+                <w:iCs w:val="false"/>
+                <w:color w:val="000000"/>
+                <w:sz w:val="20"/>
+                <w:szCs w:val="20"/>
+              </w:rPr>
+              <w:t xml:space="preserve">Vocabulary: </w:t>
+            </w:r>
+            <w:r>
+              <w:rPr>
+                <w:rFonts w:ascii="Arial" w:cs="Arial" w:eastAsia="Arial" w:hAnsi="Arial"/>
+                <w:b w:val="false"/>
+                <w:bCs w:val="false"/>
+                <w:i w:val="false"/>
+                <w:iCs w:val="false"/>
+                <w:color w:val="000000"/>
+                <w:sz w:val="20"/>
+                <w:szCs w:val="20"/>
+              </w:rPr>
+              <w:t xml:space="preserve">Addition, Subtraction, Multiplication, Division, Floor Division, Modulus (Remainder)</w:t>
+            </w:r>
+            <w:r>
+              <w:rPr>
+                <w:rFonts w:ascii="Arial" w:cs="Arial" w:eastAsia="Arial" w:hAnsi="Arial"/>
+                <w:sz w:val="20"/>
+                <w:szCs w:val="20"/>
+              </w:rPr>
+              <w:br/>
+              <w:t xml:space="preserve"/>
+            </w:r>
+            <w:r>
+              <w:rPr>
+                <w:rFonts w:ascii="Arial" w:cs="Arial" w:eastAsia="Arial" w:hAnsi="Arial"/>
+                <w:sz w:val="20"/>
+                <w:szCs w:val="20"/>
+              </w:rPr>
+              <w:br/>
+              <w:t xml:space="preserve"/>
+            </w:r>
+            <w:r>
+              <w:rPr>
+                <w:rFonts w:ascii="Arial" w:cs="Arial" w:eastAsia="Arial" w:hAnsi="Arial"/>
+                <w:b/>
+                <w:bCs/>
+                <w:i/>
+                <w:iCs/>
+                <w:color w:val="555555"/>
+                <w:sz w:val="20"/>
+                <w:szCs w:val="20"/>
+              </w:rPr>
+              <w:t xml:space="preserve">→ Live Demo — </w:t>
+            </w:r>
+            <w:r>
+              <w:rPr>
+                <w:rFonts w:ascii="Arial" w:cs="Arial" w:eastAsia="Arial" w:hAnsi="Arial"/>
+                <w:b w:val="false"/>
+                <w:bCs w:val="false"/>
+                <w:i/>
+                <w:iCs/>
+                <w:color w:val="555555"/>
+                <w:sz w:val="20"/>
+                <w:szCs w:val="20"/>
+              </w:rPr>
+              <w:t xml:space="preserve">type examples as students follow along in their own editor.</w:t>
+            </w:r>
+            <w:r>
+              <w:rPr>
+                <w:rFonts w:ascii="Arial" w:cs="Arial" w:eastAsia="Arial" w:hAnsi="Arial"/>
+                <w:sz w:val="20"/>
+                <w:szCs w:val="20"/>
+              </w:rPr>
+              <w:br/>
+              <w:t xml:space="preserve"/>
+            </w:r>
+            <w:r>
+              <w:rPr>
+                <w:rFonts w:ascii="Arial" w:cs="Arial" w:eastAsia="Arial" w:hAnsi="Arial"/>
+                <w:b/>
+                <w:bCs/>
+                <w:i/>
+                <w:iCs/>
+                <w:color w:val="555555"/>
+                <w:sz w:val="20"/>
+                <w:szCs w:val="20"/>
+              </w:rPr>
+              <w:t xml:space="preserve">→ Check for Understanding: </w:t>
+            </w:r>
+            <w:r>
+              <w:rPr>
+                <w:rFonts w:ascii="Arial" w:cs="Arial" w:eastAsia="Arial" w:hAnsi="Arial"/>
+                <w:b w:val="false"/>
+                <w:bCs w:val="false"/>
+                <w:i/>
+                <w:iCs/>
+                <w:color w:val="555555"/>
+                <w:sz w:val="20"/>
+                <w:szCs w:val="20"/>
+              </w:rPr>
+              <w:t xml:space="preserve">pause and cold-call: “Can someone explain what we just did in their own words?”</w:t>
             </w:r>
           </w:p>
         </w:tc>
@@ -377,9 +999,9 @@
               <w:right w:val="single" w:color="CCCCCC" w:sz="1"/>
             </w:tcBorders>
             <w:tcMar>
-              <w:top w:type="dxa" w:w="60"/>
+              <w:top w:type="dxa" w:w="80"/>
               <w:left w:type="dxa" w:w="120"/>
-              <w:bottom w:type="dxa" w:w="60"/>
+              <w:bottom w:type="dxa" w:w="80"/>
               <w:right w:type="dxa" w:w="120"/>
             </w:tcMar>
           </w:tcPr>
@@ -406,20 +1028,90 @@
               <w:right w:val="single" w:color="CCCCCC" w:sz="1"/>
             </w:tcBorders>
             <w:tcMar>
-              <w:top w:type="dxa" w:w="60"/>
+              <w:top w:type="dxa" w:w="80"/>
               <w:left w:type="dxa" w:w="120"/>
-              <w:bottom w:type="dxa" w:w="60"/>
+              <w:bottom w:type="dxa" w:w="80"/>
               <w:right w:type="dxa" w:w="120"/>
             </w:tcMar>
           </w:tcPr>
           <w:p>
-            <w:r>
-              <w:rPr>
-                <w:rFonts w:ascii="Arial" w:cs="Arial" w:eastAsia="Arial" w:hAnsi="Arial"/>
-                <w:sz w:val="20"/>
-                <w:szCs w:val="20"/>
+            <w:pPr>
+              <w:spacing w:after="80" w:before="80"/>
+            </w:pPr>
+            <w:r>
+              <w:rPr>
+                <w:rFonts w:ascii="Arial" w:cs="Arial" w:eastAsia="Arial" w:hAnsi="Arial"/>
+                <w:b/>
+                <w:bCs/>
+                <w:i w:val="false"/>
+                <w:iCs w:val="false"/>
+                <w:color w:val="000000"/>
+                <w:sz w:val="22"/>
+                <w:szCs w:val="22"/>
               </w:rPr>
               <w:t xml:space="preserve">Guided Practice</w:t>
+            </w:r>
+            <w:r>
+              <w:rPr>
+                <w:rFonts w:ascii="Arial" w:cs="Arial" w:eastAsia="Arial" w:hAnsi="Arial"/>
+                <w:sz w:val="20"/>
+                <w:szCs w:val="20"/>
+              </w:rPr>
+              <w:br/>
+              <w:t xml:space="preserve"/>
+            </w:r>
+            <w:r>
+              <w:rPr>
+                <w:rFonts w:ascii="Arial" w:cs="Arial" w:eastAsia="Arial" w:hAnsi="Arial"/>
+                <w:sz w:val="20"/>
+                <w:szCs w:val="20"/>
+              </w:rPr>
+              <w:br/>
+              <w:t xml:space="preserve"/>
+            </w:r>
+            <w:r>
+              <w:rPr>
+                <w:rFonts w:ascii="Arial" w:cs="Arial" w:eastAsia="Arial" w:hAnsi="Arial"/>
+                <w:b w:val="false"/>
+                <w:bCs w:val="false"/>
+                <w:i w:val="false"/>
+                <w:iCs w:val="false"/>
+                <w:color w:val="000000"/>
+                <w:sz w:val="20"/>
+                <w:szCs w:val="20"/>
+              </w:rPr>
+              <w:t xml:space="preserve">Create a program that:</w:t>
+            </w:r>
+            <w:r>
+              <w:rPr>
+                <w:rFonts w:ascii="Arial" w:cs="Arial" w:eastAsia="Arial" w:hAnsi="Arial"/>
+                <w:sz w:val="20"/>
+                <w:szCs w:val="20"/>
+              </w:rPr>
+              <w:br/>
+              <w:t xml:space="preserve"/>
+            </w:r>
+            <w:r>
+              <w:rPr>
+                <w:rFonts w:ascii="Arial" w:cs="Arial" w:eastAsia="Arial" w:hAnsi="Arial"/>
+                <w:sz w:val="20"/>
+                <w:szCs w:val="20"/>
+              </w:rPr>
+              <w:br/>
+              <w:t xml:space="preserve"/>
+            </w:r>
+            <w:r>
+              <w:rPr>
+                <w:rFonts w:ascii="Arial" w:cs="Arial" w:eastAsia="Arial" w:hAnsi="Arial"/>
+                <w:b w:val="false"/>
+                <w:bCs w:val="false"/>
+                <w:i/>
+                <w:iCs/>
+                <w:color w:val="555555"/>
+                <w:sz w:val="20"/>
+                <w:szCs w:val="20"/>
+              </w:rPr>
+              <w:t xml:space="preserve">→ Teacher models — students try alongside, then compare results.</w:t>
             </w:r>
           </w:p>
         </w:tc>
@@ -435,9 +1127,9 @@
               <w:right w:val="single" w:color="CCCCCC" w:sz="1"/>
             </w:tcBorders>
             <w:tcMar>
-              <w:top w:type="dxa" w:w="60"/>
+              <w:top w:type="dxa" w:w="80"/>
               <w:left w:type="dxa" w:w="120"/>
-              <w:bottom w:type="dxa" w:w="60"/>
+              <w:bottom w:type="dxa" w:w="80"/>
               <w:right w:type="dxa" w:w="120"/>
             </w:tcMar>
           </w:tcPr>
@@ -450,7 +1142,7 @@
                 <w:sz w:val="20"/>
                 <w:szCs w:val="20"/>
               </w:rPr>
-              <w:t xml:space="preserve">15-20 min</w:t>
+              <w:t xml:space="preserve">15–20 min</w:t>
             </w:r>
           </w:p>
         </w:tc>
@@ -464,20 +1156,164 @@
               <w:right w:val="single" w:color="CCCCCC" w:sz="1"/>
             </w:tcBorders>
             <w:tcMar>
-              <w:top w:type="dxa" w:w="60"/>
+              <w:top w:type="dxa" w:w="80"/>
               <w:left w:type="dxa" w:w="120"/>
-              <w:bottom w:type="dxa" w:w="60"/>
+              <w:bottom w:type="dxa" w:w="80"/>
               <w:right w:type="dxa" w:w="120"/>
             </w:tcMar>
           </w:tcPr>
           <w:p>
-            <w:r>
-              <w:rPr>
-                <w:rFonts w:ascii="Arial" w:cs="Arial" w:eastAsia="Arial" w:hAnsi="Arial"/>
-                <w:sz w:val="20"/>
-                <w:szCs w:val="20"/>
+            <w:pPr>
+              <w:spacing w:after="80" w:before="80"/>
+            </w:pPr>
+            <w:r>
+              <w:rPr>
+                <w:rFonts w:ascii="Arial" w:cs="Arial" w:eastAsia="Arial" w:hAnsi="Arial"/>
+                <w:b/>
+                <w:bCs/>
+                <w:i w:val="false"/>
+                <w:iCs w:val="false"/>
+                <w:color w:val="000000"/>
+                <w:sz w:val="22"/>
+                <w:szCs w:val="22"/>
               </w:rPr>
               <w:t xml:space="preserve">Independent Practice / Code Along</w:t>
+            </w:r>
+            <w:r>
+              <w:rPr>
+                <w:rFonts w:ascii="Arial" w:cs="Arial" w:eastAsia="Arial" w:hAnsi="Arial"/>
+                <w:sz w:val="20"/>
+                <w:szCs w:val="20"/>
+              </w:rPr>
+              <w:br/>
+              <w:t xml:space="preserve"/>
+            </w:r>
+            <w:r>
+              <w:rPr>
+                <w:rFonts w:ascii="Arial" w:cs="Arial" w:eastAsia="Arial" w:hAnsi="Arial"/>
+                <w:b/>
+                <w:bCs/>
+                <w:i w:val="false"/>
+                <w:iCs w:val="false"/>
+                <w:color w:val="000000"/>
+                <w:sz w:val="20"/>
+                <w:szCs w:val="20"/>
+              </w:rPr>
+              <w:t xml:space="preserve">    Beginner: </w:t>
+            </w:r>
+            <w:r>
+              <w:rPr>
+                <w:rFonts w:ascii="Arial" w:cs="Arial" w:eastAsia="Arial" w:hAnsi="Arial"/>
+                <w:b w:val="false"/>
+                <w:bCs w:val="false"/>
+                <w:i w:val="false"/>
+                <w:iCs w:val="false"/>
+                <w:color w:val="000000"/>
+                <w:sz w:val="20"/>
+                <w:szCs w:val="20"/>
+              </w:rPr>
+              <w:t xml:space="preserve">Write a program that asks for two numbers and prints their sum, difference, product, and quotient.</w:t>
+            </w:r>
+            <w:r>
+              <w:rPr>
+                <w:rFonts w:ascii="Arial" w:cs="Arial" w:eastAsia="Arial" w:hAnsi="Arial"/>
+                <w:sz w:val="20"/>
+                <w:szCs w:val="20"/>
+              </w:rPr>
+              <w:br/>
+              <w:t xml:space="preserve"/>
+            </w:r>
+            <w:r>
+              <w:rPr>
+                <w:rFonts w:ascii="Arial" w:cs="Arial" w:eastAsia="Arial" w:hAnsi="Arial"/>
+                <w:b/>
+                <w:bCs/>
+                <w:i w:val="false"/>
+                <w:iCs w:val="false"/>
+                <w:color w:val="000000"/>
+                <w:sz w:val="20"/>
+                <w:szCs w:val="20"/>
+              </w:rPr>
+              <w:t xml:space="preserve">    Intermediate: </w:t>
+            </w:r>
+            <w:r>
+              <w:rPr>
+                <w:rFonts w:ascii="Arial" w:cs="Arial" w:eastAsia="Arial" w:hAnsi="Arial"/>
+                <w:b w:val="false"/>
+                <w:bCs w:val="false"/>
+                <w:i w:val="false"/>
+                <w:iCs w:val="false"/>
+                <w:color w:val="000000"/>
+                <w:sz w:val="20"/>
+                <w:szCs w:val="20"/>
+              </w:rPr>
+              <w:t xml:space="preserve">Convert 365 minutes to hours and remaining minutes using // and %. Display the result clearly.</w:t>
+            </w:r>
+            <w:r>
+              <w:rPr>
+                <w:rFonts w:ascii="Arial" w:cs="Arial" w:eastAsia="Arial" w:hAnsi="Arial"/>
+                <w:sz w:val="20"/>
+                <w:szCs w:val="20"/>
+              </w:rPr>
+              <w:br/>
+              <w:t xml:space="preserve"/>
+            </w:r>
+            <w:r>
+              <w:rPr>
+                <w:rFonts w:ascii="Arial" w:cs="Arial" w:eastAsia="Arial" w:hAnsi="Arial"/>
+                <w:b/>
+                <w:bCs/>
+                <w:i w:val="false"/>
+                <w:iCs w:val="false"/>
+                <w:color w:val="000000"/>
+                <w:sz w:val="20"/>
+                <w:szCs w:val="20"/>
+              </w:rPr>
+              <w:t xml:space="preserve">    Challenge: </w:t>
+            </w:r>
+            <w:r>
+              <w:rPr>
+                <w:rFonts w:ascii="Arial" w:cs="Arial" w:eastAsia="Arial" w:hAnsi="Arial"/>
+                <w:b w:val="false"/>
+                <w:bCs w:val="false"/>
+                <w:i w:val="false"/>
+                <w:iCs w:val="false"/>
+                <w:color w:val="000000"/>
+                <w:sz w:val="20"/>
+                <w:szCs w:val="20"/>
+              </w:rPr>
+              <w:t xml:space="preserve">Write a program that calculates the area and perimeter of a rectangle given length and width. (Area = L × W, Perimeter = 2L + 2W) ---…</w:t>
+            </w:r>
+            <w:r>
+              <w:rPr>
+                <w:rFonts w:ascii="Arial" w:cs="Arial" w:eastAsia="Arial" w:hAnsi="Arial"/>
+                <w:sz w:val="20"/>
+                <w:szCs w:val="20"/>
+              </w:rPr>
+              <w:br/>
+              <w:t xml:space="preserve"/>
+            </w:r>
+            <w:r>
+              <w:rPr>
+                <w:rFonts w:ascii="Arial" w:cs="Arial" w:eastAsia="Arial" w:hAnsi="Arial"/>
+                <w:sz w:val="20"/>
+                <w:szCs w:val="20"/>
+              </w:rPr>
+              <w:br/>
+              <w:t xml:space="preserve"/>
+            </w:r>
+            <w:r>
+              <w:rPr>
+                <w:rFonts w:ascii="Arial" w:cs="Arial" w:eastAsia="Arial" w:hAnsi="Arial"/>
+                <w:b w:val="false"/>
+                <w:bCs w:val="false"/>
+                <w:i/>
+                <w:iCs/>
+                <w:color w:val="555555"/>
+                <w:sz w:val="20"/>
+                <w:szCs w:val="20"/>
+              </w:rPr>
+              <w:t xml:space="preserve">→ Teacher circulates — offer hints, check for understanding.</w:t>
             </w:r>
           </w:p>
         </w:tc>
@@ -493,9 +1329,9 @@
               <w:right w:val="single" w:color="CCCCCC" w:sz="1"/>
             </w:tcBorders>
             <w:tcMar>
-              <w:top w:type="dxa" w:w="60"/>
+              <w:top w:type="dxa" w:w="80"/>
               <w:left w:type="dxa" w:w="120"/>
-              <w:bottom w:type="dxa" w:w="60"/>
+              <w:bottom w:type="dxa" w:w="80"/>
               <w:right w:type="dxa" w:w="120"/>
             </w:tcMar>
           </w:tcPr>
@@ -522,20 +1358,90 @@
               <w:right w:val="single" w:color="CCCCCC" w:sz="1"/>
             </w:tcBorders>
             <w:tcMar>
-              <w:top w:type="dxa" w:w="60"/>
+              <w:top w:type="dxa" w:w="80"/>
               <w:left w:type="dxa" w:w="120"/>
-              <w:bottom w:type="dxa" w:w="60"/>
+              <w:bottom w:type="dxa" w:w="80"/>
               <w:right w:type="dxa" w:w="120"/>
             </w:tcMar>
           </w:tcPr>
           <w:p>
-            <w:r>
-              <w:rPr>
-                <w:rFonts w:ascii="Arial" w:cs="Arial" w:eastAsia="Arial" w:hAnsi="Arial"/>
-                <w:sz w:val="20"/>
-                <w:szCs w:val="20"/>
+            <w:pPr>
+              <w:spacing w:after="80" w:before="80"/>
+            </w:pPr>
+            <w:r>
+              <w:rPr>
+                <w:rFonts w:ascii="Arial" w:cs="Arial" w:eastAsia="Arial" w:hAnsi="Arial"/>
+                <w:b/>
+                <w:bCs/>
+                <w:i w:val="false"/>
+                <w:iCs w:val="false"/>
+                <w:color w:val="000000"/>
+                <w:sz w:val="22"/>
+                <w:szCs w:val="22"/>
               </w:rPr>
               <w:t xml:space="preserve">Exit Ticket / Wrap-Up</w:t>
+            </w:r>
+            <w:r>
+              <w:rPr>
+                <w:rFonts w:ascii="Arial" w:cs="Arial" w:eastAsia="Arial" w:hAnsi="Arial"/>
+                <w:sz w:val="20"/>
+                <w:szCs w:val="20"/>
+              </w:rPr>
+              <w:br/>
+              <w:t xml:space="preserve"/>
+            </w:r>
+            <w:r>
+              <w:rPr>
+                <w:rFonts w:ascii="Arial" w:cs="Arial" w:eastAsia="Arial" w:hAnsi="Arial"/>
+                <w:sz w:val="20"/>
+                <w:szCs w:val="20"/>
+              </w:rPr>
+              <w:br/>
+              <w:t xml:space="preserve"/>
+            </w:r>
+            <w:r>
+              <w:rPr>
+                <w:rFonts w:ascii="Arial" w:cs="Arial" w:eastAsia="Arial" w:hAnsi="Arial"/>
+                <w:b w:val="false"/>
+                <w:bCs w:val="false"/>
+                <w:i w:val="false"/>
+                <w:iCs w:val="false"/>
+                <w:color w:val="000000"/>
+                <w:sz w:val="20"/>
+                <w:szCs w:val="20"/>
+              </w:rPr>
+              <w:t xml:space="preserve">Quick Check: Use arithmetic operators to solve mathematical problems?</w:t>
+            </w:r>
+            <w:r>
+              <w:rPr>
+                <w:rFonts w:ascii="Arial" w:cs="Arial" w:eastAsia="Arial" w:hAnsi="Arial"/>
+                <w:sz w:val="20"/>
+                <w:szCs w:val="20"/>
+              </w:rPr>
+              <w:br/>
+              <w:t xml:space="preserve"/>
+            </w:r>
+            <w:r>
+              <w:rPr>
+                <w:rFonts w:ascii="Arial" w:cs="Arial" w:eastAsia="Arial" w:hAnsi="Arial"/>
+                <w:sz w:val="20"/>
+                <w:szCs w:val="20"/>
+              </w:rPr>
+              <w:br/>
+              <w:t xml:space="preserve"/>
+            </w:r>
+            <w:r>
+              <w:rPr>
+                <w:rFonts w:ascii="Arial" w:cs="Arial" w:eastAsia="Arial" w:hAnsi="Arial"/>
+                <w:b w:val="false"/>
+                <w:bCs w:val="false"/>
+                <w:i/>
+                <w:iCs/>
+                <w:color w:val="555555"/>
+                <w:sz w:val="20"/>
+                <w:szCs w:val="20"/>
+              </w:rPr>
+              <w:t xml:space="preserve">→ 3–2–1: Name 3 things learned, 2 new vocab words, 1 question you still have.</w:t>
             </w:r>
           </w:p>
         </w:tc>
@@ -1045,19 +1951,6 @@
                 <w:sz w:val="18"/>
                 <w:szCs w:val="18"/>
               </w:rPr>
-              <w:t xml:space="preserve"># Basic arithmetic</w:t>
-            </w:r>
-          </w:p>
-          <w:p>
-            <w:pPr>
-              <w:spacing w:after="20"/>
-            </w:pPr>
-            <w:r>
-              <w:rPr>
-                <w:rFonts w:ascii="Courier New" w:cs="Courier New" w:eastAsia="Courier New" w:hAnsi="Courier New"/>
-                <w:sz w:val="18"/>
-                <w:szCs w:val="18"/>
-              </w:rPr>
               <w:t xml:space="preserve">print(10 + 3)      # 13</w:t>
             </w:r>
           </w:p>
@@ -1162,7 +2055,7 @@
                 <w:sz w:val="18"/>
                 <w:szCs w:val="18"/>
               </w:rPr>
-              <w:t xml:space="preserve"># Using variables</w:t>
+              <w:t xml:space="preserve"> </w:t>
             </w:r>
           </w:p>
           <w:p>
@@ -1240,7 +2133,7 @@
                 <w:sz w:val="18"/>
                 <w:szCs w:val="18"/>
               </w:rPr>
-              <w:t xml:space="preserve"># Modulus for practical use (converting minutes to hours and minutes)</w:t>
+              <w:t xml:space="preserve"> </w:t>
             </w:r>
           </w:p>
           <w:p>
@@ -1318,7 +2211,7 @@
                 <w:sz w:val="18"/>
                 <w:szCs w:val="18"/>
               </w:rPr>
-              <w:t xml:space="preserve"># Exponentiation</w:t>
+              <w:t xml:space="preserve"> </w:t>
             </w:r>
           </w:p>
           <w:p>
@@ -1424,19 +2317,6 @@
                 <w:sz w:val="18"/>
                 <w:szCs w:val="18"/>
               </w:rPr>
-              <w:t xml:space="preserve"># Problem 1 Example</w:t>
-            </w:r>
-          </w:p>
-          <w:p>
-            <w:pPr>
-              <w:spacing w:after="20"/>
-            </w:pPr>
-            <w:r>
-              <w:rPr>
-                <w:rFonts w:ascii="Courier New" w:cs="Courier New" w:eastAsia="Courier New" w:hAnsi="Courier New"/>
-                <w:sz w:val="18"/>
-                <w:szCs w:val="18"/>
-              </w:rPr>
               <w:t xml:space="preserve">num1 = 15</w:t>
             </w:r>
           </w:p>
@@ -1528,7 +2408,7 @@
                 <w:sz w:val="18"/>
                 <w:szCs w:val="18"/>
               </w:rPr>
-              <w:t xml:space="preserve"># Problem 2 Example</w:t>
+              <w:t xml:space="preserve"> </w:t>
             </w:r>
           </w:p>
           <w:p>
@@ -1606,7 +2486,7 @@
                 <w:sz w:val="18"/>
                 <w:szCs w:val="18"/>
               </w:rPr>
-              <w:t xml:space="preserve"># Problem 3 Example</w:t>
+              <w:t xml:space="preserve"> </w:t>
             </w:r>
           </w:p>
           <w:p>

--- a/Coding 1 - year/Unit 1 - Intro to Programming/Daily Lesson Plans/Word/Day 11.docx
+++ b/Coding 1 - year/Unit 1 - Intro to Programming/Daily Lesson Plans/Word/Day 11.docx
@@ -380,7 +380,7 @@
                 <w:sz w:val="20"/>
                 <w:szCs w:val="20"/>
               </w:rPr>
-              <w:t xml:space="preserve">    What do you already know about how to use arithmetic operators to solve mathematical problems?</w:t>
+              <w:t xml:space="preserve">    Have you ever used arithmetic operators before? Where might arithmetic operators be useful in a real program?</w:t>
             </w:r>
             <w:r>
               <w:rPr>
@@ -477,7 +477,7 @@
                 <w:sz w:val="20"/>
                 <w:szCs w:val="20"/>
               </w:rPr>
-              <w:t xml:space="preserve">Today's Goal: By the end of class you will be able to use arithmetic operators to solve mathematical problems.</w:t>
+              <w:t xml:space="preserve">Today’s Goal: By the end of class you will be able to use arithmetic operators to solve mathematical problems.</w:t>
             </w:r>
             <w:r>
               <w:rPr>
@@ -1410,7 +1410,7 @@
                 <w:sz w:val="20"/>
                 <w:szCs w:val="20"/>
               </w:rPr>
-              <w:t xml:space="preserve">Quick Check: Use arithmetic operators to solve mathematical problems?</w:t>
+              <w:t xml:space="preserve">Write the key syntax or steps for using arithmetic operators. What's one mistake beginners commonly make?</w:t>
             </w:r>
             <w:r>
               <w:rPr>
